--- a/example_articles/states/Massachusetts/2.states_Massachusetts_New_York_Times.docx
+++ b/example_articles/states/Massachusetts/2.states_Massachusetts_New_York_Times.docx
@@ -27,17 +27,17 @@
     </w:p>
     <w:p>
       <w:r>
-        <w:t>Source File: NYT/43.DOCX</w:t>
+        <w:t>Source file: NYT/43.DOCX</w:t>
       </w:r>
     </w:p>
     <w:p>
       <w:r>
-        <w:t>Raw locations result: ['Massachusetts']</w:t>
+        <w:t>Raw locations result, 'locations': ['Massachusetts']</w:t>
       </w:r>
     </w:p>
     <w:p>
       <w:r>
-        <w:t>states_stand_flat (Standardized): Massachusetts</w:t>
+        <w:t>Standardized locations result, 'states_stand_flat': Massachusetts</w:t>
       </w:r>
     </w:p>
     <w:p>

--- a/example_articles/states/Massachusetts/2.states_Massachusetts_New_York_Times.docx
+++ b/example_articles/states/Massachusetts/2.states_Massachusetts_New_York_Times.docx
@@ -7,7 +7,9 @@
         <w:pStyle w:val="Heading1"/>
       </w:pPr>
       <w:r>
-        <w:t>Surprising the Sociologist</w:t>
+        <w:t>Randolph Journal;</w:t>
+        <w:br/>
+        <w:t>Asian Refugee Sends Voters a Signal</w:t>
       </w:r>
     </w:p>
     <w:p>
@@ -17,17 +19,17 @@
     </w:p>
     <w:p>
       <w:r>
-        <w:t>Date: 1990-11-18</w:t>
+        <w:t>Date: 1990-08-21</w:t>
       </w:r>
     </w:p>
     <w:p>
       <w:r>
-        <w:t>Section: Section 7;; Section 7; Page 9; Column 1; Book Review Desk; Column 1;</w:t>
+        <w:t>Section: Section A; Page 18, Column 4; National Desk</w:t>
       </w:r>
     </w:p>
     <w:p>
       <w:r>
-        <w:t>Source file: NYT/43.DOCX</w:t>
+        <w:t>Source file: NYT/38.DOCX</w:t>
       </w:r>
     </w:p>
     <w:p>
@@ -49,33 +51,35 @@
     </w:p>
     <w:p>
       <w:r>
-        <w:t>BRAVE NEW FAMILIES</w:t>
+        <w:t>Doorstep after doorstep, night after night, Daniel Lam weaves his way through this mostly white working-class town south of Boston, announcing his campaign for state representative to bewildered-looking voters.</w:t>
         <w:br/>
-        <w:t>Stories of Domestic Upheaval</w:t>
+        <w:t>Door-to-door politicking is nothing new in Massachusetts, where Samuel Adams, John F. Kennedy and James Michael Curley, the colorful Boston Mayor, stumped for office. But Mr. Lam is not just another hometown favorite. He is a Cambodian refugee.</w:t>
         <w:br/>
-        <w:t>in Late Twentieth Century America.</w:t>
+        <w:t>Mr. Lam, a 45-year-old educator and community worker who fled Cambodia in 1973, describes himself as the first Asian-American to seek election to the Massachusetts Legislature and the first Cambodian immigrant in the nation to run for a state office. His campaign for the Democratic nomination illustrates a growing breach in a political silence that has long characterized many Asian-Americans.</w:t>
         <w:br/>
-        <w:t>By Judith Stacey.</w:t>
+        <w:t>''What we are seeing now and will continue to see is a much more aggressive push by Asian-Americans into American politics,'' said Peter Kiang, a lecturer at the University of Massachusetts in Boston, who studies Asian immigrant and refugee communities.</w:t>
         <w:br/>
-        <w:t>328 pp. New York:</w:t>
+        <w:t>Participation in government is often looked on with suspicion by Asian immigrants who fled repressive governments. For them, government at its best has meant taxation and military service, and at its worst, oppression, persecution or death.</w:t>
         <w:br/>
-        <w:t>Basic Books. $22.95.</w:t>
+        <w:t>Even for Asian-Americans who have lived in this country for generations, anti-Asian sentiments fostered by language barriers, a history of laws barring citizenship and World War II internment camps have discouraged many from entering electoral politics, said Representative Robert T. Matsui, a California Democrat who is one of a handful of Asian-American elected officials at the state or national level.</w:t>
         <w:br/>
-        <w:t>FRESH from a foray into Middle America, Judith Stacey, a feminist sociologist at the University of California, Davis, brings misguided feminists the good news: they don't have to write off women like born-again Pam and salty Dotty, whose lives she studied in the mid-1980's. They and their kind are the central figures of "Brave New Families," Ms. Stacey's ethnographic account of the supposedly hidebound, Reaganite middling classes in California's Silicon Valley. She aims to "shatter the image of the white working class as the last repository of old-fashioned, 'modern' American family life."</w:t>
+        <w:t>Asian-Americans around the nation have begun to mobilize in recent years, mounting voter registration drives, moving into appointed government positions and raising money for candidates.</w:t>
         <w:br/>
-        <w:t>Ms. Stacey's portrait is marred by a taste for melodrama, self-indulgent comments about herself and relentless invocations of things "postmodern." From her study of two extended families, she grandly jumps to pronouncements about the contemporary family. Yet Ms. Stacey is on to something. In recent decades, just as workers began to embrace the modern nuclear family, with its father-provider and child-nurturing mother, the decline of blue-collar men's work and the need for wives to earn money kept them from realizing it. Meanwhile, as feminists attacked the mystique of domesticity, no-fault divorce, joint custody provisions and sexual liberation threatened less privileged women, most tangibly with poverty. No wonder some saw feminism as the exotic agenda of affluent women.</w:t>
+        <w:t>''We have reached this critical mass where Asians feel they should have more representation,'' said Michael Lui, director of the Asian-American Resource Workshop in Boston, a local civil rights organization. He said Asian-Americans, including ethnic Chinese, Japanese, Koreans and Southeast Asians, were joining forces for the first time to address specific issues like anti-Asian violence and affirmative action.</w:t>
         <w:br/>
-        <w:t>The two families Ms. Stacey observed recall David Lynch and the "Donahue" show more than they do "Father Knows Best." The women she calls Pamela Gama and Dotty Lewison were a social service director and a part-time clerical worker in a small insurance office when Ms. Stacey first met them in 1984. Their extended families are full of divorce, battered wives, adultery, anomic kids lost to drugs. Refusing the New Right's nostalgia for the traditional family, Ms. Stacey's subjects gamely try more flexible arrangements: cohabitation; households of mothers, children and friends; Christian communes; even lesbian marriages. They also fashion a hybrid culture that is neither modern nor traditional.</w:t>
+        <w:t>But while political inroads are being made, Mr. Lam's candidacy comes at a time of growing resentment in Massachusetts about the stream of refugees from Vietnam and Cambodia who are settling here. Residents complain that the newcomers are draining already shrinking state and Federal resources.</w:t>
         <w:br/>
-        <w:t>Ms. Stacey perceptively shows how devout Christians mix feminism and fundamentalism. The church Pam joins after her second husband receives Christ promotes a feminized love ideal that criticizes men's emotional reticence and discomfort with intimacy. This syncretism, Ms. Stacey believes, would "astonish most feminists and other 'secular humanists.' "</w:t>
+        <w:t>This year, John R. Silber, who is seeking the Democratic nomination for governor, called Lowell, another city in the Boston area, a ''welfare magnet'' for Cambodian refugees and other immigrants. And in Lowell itself, where 15 percent of the nation's estimated 200,000 Cambodians live, voters approved a nonbinding proposal last November to declare English the city's official language, a move perceived as hostile by non-English speakers.</w:t>
         <w:br/>
-        <w:t>It remains a murky question just how much of this one should ascribe to the oddities of a tiny sample, to the pragmatic strategies of working people, to feminist consciousness or to agape and Jesus' vision of tender masculinity. Still, feminists should take heart from, as much as umbrage at, Ms. Stacey's critique of their insensitivity to white working women. Pam's and Dotty's daughters, who don't much cotton to feminism, "have semiconsciously incorporated feminist principles" into their lives. They presume work opportunities, men's help in child rearing, sexual autonomy.</w:t>
+        <w:t>In his own district, which is about 5 percent Asian-American, Mr. Lam has had strong support from a coalition of minority and civil rights leaders, but he has ruffled feathers.</w:t>
         <w:br/>
-        <w:t>Fundamentalists who bristle that feminists devalue their values are not necessarily paranoid. Ms. Stacey confesses, "I had harbored little respect for fundamentalist women." Nor does she veil her ignorance of the traditions of the people she is studying; it takes her years to delve into the literature and discover that not all fundamentalists and evangelicals are Bible-thumping misogynists. She wanders about the field in a state of vertigo, "surprised," "astonished," "amazed."</w:t>
+        <w:t>Earlier this summer, Mr. Lam suggested that some signatures were forged on the nomination papers of another Democratic candidate, Paul J. Connors. The state courts and ballot commission upheld Mr. Lam's challenge, and Mr. Connors left the race, leaving only two other candidates to face Mr. Lam in the September primary.</w:t>
         <w:br/>
-        <w:t>Clearly, the intimacy of ethnography can be risky. One must avoid symbiotic immersion -- "going native" -- and withdrawal into preconceptions of theory and ideology. Feeling "closer to Judas than to Jesus," Ms. Stacey suffers the ambivalence of empathy. She wonders "whether disloyalty to my feminist convictions or to my fundamentalist research informants was my graver treachery." Warming to real people forces her to concede the authentic force of their spirituality, but then, pulling back, unable to still her feminist superego, she deems Pam's fundamentalist marriage a psychic retreat into consoling shelter. The unresolved quality of "Brave New Families" reflects Ms. Stacey's quandary.</w:t>
+        <w:t>Mr. Lam says the challenge showed his commitment to speaking out against injustice and upholding the integrity of electoral politics.</w:t>
         <w:br/>
-        <w:t>THIS tension between self and other erupts in the epilogue, called "Taking Women at Their Word." Dotty and Pam have read the manuscript, and Ms. Stacey wants them to have the last say. Pam laments that Ms. Stacey missed much in her life. And Ms. Stacey replies: "You're an intuitive 'postmodern' anthropologist. Anthropologists are discussing the impossibility of reporting data about the 'other,' about how it's always also about yourself and the dialogue between different cultures. You're a spontaneous, intuitive theorist of the postmodern period!" This flaunting of a pedantic identity reasserts The Professor's control at a moment of challenge. Instead of taking women at their word, Ms. Stacey insists on her own. There is an irony here, to be heeded by all who practice interpretation. Despite its grasp of the power and the bias hidden in the pretense of objectivity, the fancy lingo of cultural theory can also be a way of not listening.</w:t>
+        <w:t>''When I was growing up in Cambodia, I didn't even realize I had the right to think differently,'' said Mr. Lam, who grew up in the slums of war-torn Phnom Penh. He has lived in Randolph since being granted citizenship in 1980.</w:t>
+        <w:br/>
+        <w:t>''Many newcomers take the attitude that they don't even have the courage to participate,'' he said. ''But I truly believe that we can't just throw our hands up and say, 'This is a lousy government.' You have to become a part of a society. Not to vote and make your voice heard when you can - well, it is unconscionable.''</w:t>
       </w:r>
     </w:p>
     <w:sectPr>

--- a/example_articles/states/Massachusetts/2.states_Massachusetts_New_York_Times.docx
+++ b/example_articles/states/Massachusetts/2.states_Massachusetts_New_York_Times.docx
@@ -7,9 +7,7 @@
         <w:pStyle w:val="Heading1"/>
       </w:pPr>
       <w:r>
-        <w:t>Randolph Journal;</w:t>
-        <w:br/>
-        <w:t>Asian Refugee Sends Voters a Signal</w:t>
+        <w:t>Inside the List</w:t>
       </w:r>
     </w:p>
     <w:p>
@@ -19,17 +17,17 @@
     </w:p>
     <w:p>
       <w:r>
-        <w:t>Date: 1990-08-21</w:t>
+        <w:t>Date: 2015-03-29</w:t>
       </w:r>
     </w:p>
     <w:p>
       <w:r>
-        <w:t>Section: Section A; Page 18, Column 4; National Desk</w:t>
+        <w:t>Section: Section BR; Column 0; Book Review Desk; Pg. 26</w:t>
       </w:r>
     </w:p>
     <w:p>
       <w:r>
-        <w:t>Source file: NYT/38.DOCX</w:t>
+        <w:t>Source file: NYT/20.DOCX</w:t>
       </w:r>
     </w:p>
     <w:p>
@@ -51,35 +49,24 @@
     </w:p>
     <w:p>
       <w:r>
-        <w:t>Doorstep after doorstep, night after night, Daniel Lam weaves his way through this mostly white working-class town south of Boston, announcing his campaign for state representative to bewildered-looking voters.</w:t>
+        <w:t xml:space="preserve">Snow and Mo: Dennis Lehane's new novel, ''World Gone By,'' enters the hardcover fiction list at No. 8. Lehane remains closely identified with his native Boston, but this historical thriller -- which continues a series about the fictional gangster Joe Coughlin -- is set mostly in Florida and Cuba, while Lehane himself moved to Southern California a year and a half ago. He recently told The Hollywood Reporter that he was sorry to miss his hometown's record snowfall this winter. ''Bostonians, for better or worse, tend to like hard things,'' he said. ''You don't really feel like something is fully worthwhile unless it's hard-earned. It's that sense of working-class pride, which, yeah, can be kind of annoying but can be really cool. </w:t>
         <w:br/>
-        <w:t>Door-to-door politicking is nothing new in Massachusetts, where Samuel Adams, John F. Kennedy and James Michael Curley, the colorful Boston Mayor, stumped for office. But Mr. Lam is not just another hometown favorite. He is a Cambodian refugee.</w:t>
+        <w:t>So when I saw my friends emailing about getting the snow record, I thought, 'What a bunch of sick bastards,' but I really dig it. I'm jealous I'm not there, in a way.'' Lehane added that his pleasure reading these days is confined to children's books. ''The go-to guy is Mo Willems,'' he said. ''Anyone outside of the children's world has no idea who Mo Willems is. I didn't. But anyone who has kids, he literally takes you from the very first book to all these great books I'm reading with my 5-year-old. He's the Dr. Seuss of our time.''</w:t>
         <w:br/>
-        <w:t>Mr. Lam, a 45-year-old educator and community worker who fled Cambodia in 1973, describes himself as the first Asian-American to seek election to the Massachusetts Legislature and the first Cambodian immigrant in the nation to run for a state office. His campaign for the Democratic nomination illustrates a growing breach in a political silence that has long characterized many Asian-Americans.</w:t>
+        <w:t xml:space="preserve">Make Believe: Gillian Flynn's ''Gone Girl'' shows no signs of letting up -- the book spent 80 weeks on the hardcover fiction list before moving to paperback, where it's currently No. 9 in both trade (after 47 weeks) and mass market (after 28 weeks). But at least one reader isn't buying the notion that its protagonist, Amy Dunne, would have gotten away with her more baroque schemes. ''Amy quite possibly had what is called Munchausen's syndrome,'' a former F.B.I. profiler named Candice DeLong told the TV show ''Vanity Fair Confidential'' recently. ''That's where people hurt themselves for the purpose of gaining attention and sympathy from others. There are telltale signs I've gathered from cases of Munchausen's I've seen, but Amy was actually able to injure herself enough to convince others that she had been the victim. . . . I've seen people at their worst. I know how people act after a traumatic experience. And Amy Dunne, after supposedly being raped and tortured, acted in ways an F.B.I. profiler would have found suspicious right off the bat.'' It all sounds very authoritative, until you recall we're talking about a suspense thriller here. </w:t>
         <w:br/>
-        <w:t>''What we are seeing now and will continue to see is a much more aggressive push by Asian-Americans into American politics,'' said Peter Kiang, a lecturer at the University of Massachusetts in Boston, who studies Asian immigrant and refugee communities.</w:t>
+        <w:t xml:space="preserve">  The End: The hardcover nonfiction list this week has a decidedly grim vibe, with Erik Larson's ''Dead Wake'' (about the sinking of the Lusitania) knocking Atul Gawande's ''Being Mortal'' (about being mortal) out of the top spot for the first time in two months. Gawande slips to No. 2 in his 23rd week. Meanwhile, Stuart Scott's ''Every Day I Fight'' (about his battle with cancer) is new at No. 3. Scott, an ESPN anchor who wrote the book with Larry Platt, finished it shortly before his death in January.</w:t>
         <w:br/>
-        <w:t>Participation in government is often looked on with suspicion by Asian immigrants who fled repressive governments. For them, government at its best has meant taxation and military service, and at its worst, oppression, persecution or death.</w:t>
         <w:br/>
-        <w:t>Even for Asian-Americans who have lived in this country for generations, anti-Asian sentiments fostered by language barriers, a history of laws barring citizenship and World War II internment camps have discouraged many from entering electoral politics, said Representative Robert T. Matsui, a California Democrat who is one of a handful of Asian-American elected officials at the state or national level.</w:t>
+        <w:t>http://www.nytimes.com/2015/03/29/books/review/inside-the-list.html</w:t>
         <w:br/>
-        <w:t>Asian-Americans around the nation have begun to mobilize in recent years, mounting voter registration drives, moving into appointed government positions and raising money for candidates.</w:t>
         <w:br/>
-        <w:t>''We have reached this critical mass where Asians feel they should have more representation,'' said Michael Lui, director of the Asian-American Resource Workshop in Boston, a local civil rights organization. He said Asian-Americans, including ethnic Chinese, Japanese, Koreans and Southeast Asians, were joining forces for the first time to address specific issues like anti-Asian violence and affirmative action.</w:t>
+        <w:t>Graphic</w:t>
         <w:br/>
-        <w:t>But while political inroads are being made, Mr. Lam's candidacy comes at a time of growing resentment in Massachusetts about the stream of refugees from Vietnam and Cambodia who are settling here. Residents complain that the newcomers are draining already shrinking state and Federal resources.</w:t>
         <w:br/>
-        <w:t>This year, John R. Silber, who is seeking the Democratic nomination for governor, called Lowell, another city in the Boston area, a ''welfare magnet'' for Cambodian refugees and other immigrants. And in Lowell itself, where 15 percent of the nation's estimated 200,000 Cambodians live, voters approved a nonbinding proposal last November to declare English the city's official language, a move perceived as hostile by non-English speakers.</w:t>
+        <w:t xml:space="preserve"> </w:t>
         <w:br/>
-        <w:t>In his own district, which is about 5 percent Asian-American, Mr. Lam has had strong support from a coalition of minority and civil rights leaders, but he has ruffled feathers.</w:t>
-        <w:br/>
-        <w:t>Earlier this summer, Mr. Lam suggested that some signatures were forged on the nomination papers of another Democratic candidate, Paul J. Connors. The state courts and ballot commission upheld Mr. Lam's challenge, and Mr. Connors left the race, leaving only two other candidates to face Mr. Lam in the September primary.</w:t>
-        <w:br/>
-        <w:t>Mr. Lam says the challenge showed his commitment to speaking out against injustice and upholding the integrity of electoral politics.</w:t>
-        <w:br/>
-        <w:t>''When I was growing up in Cambodia, I didn't even realize I had the right to think differently,'' said Mr. Lam, who grew up in the slums of war-torn Phnom Penh. He has lived in Randolph since being granted citizenship in 1980.</w:t>
-        <w:br/>
-        <w:t>''Many newcomers take the attitude that they don't even have the courage to participate,'' he said. ''But I truly believe that we can't just throw our hands up and say, 'This is a lousy government.' You have to become a part of a society. Not to vote and make your voice heard when you can - well, it is unconscionable.''</w:t>
+        <w:t>PHOTO</w:t>
       </w:r>
     </w:p>
     <w:sectPr>
